--- a/docs/银行电话费用分摊系统_需求分析报告.docx
+++ b/docs/银行电话费用分摊系统_需求分析报告.docx
@@ -3302,7 +3302,7 @@
                 <w:sz w:val="20"/>
                 <w:szCs w:val="20"/>
               </w:rPr>
-              <w:t xml:space="preserve">维护电话号码与组织的映射关系，支持批量导入和手动调整</w:t>
+              <w:t xml:space="preserve">号码归属管理：支持月份筛选、导入月选择、批次按月查看、明细服务端搜索分页、批量导入和手动调整</w:t>
             </w:r>
           </w:p>
         </w:tc>
@@ -3329,6 +3329,84 @@
                 <w:szCs w:val="20"/>
               </w:rPr>
               <w:t xml:space="preserve">Must</w:t>
+            </w:r>
+          </w:p>
+        </w:tc>
+      </w:tr>
+      <w:tr>
+        <w:tc>
+          <w:tcPr>
+            <w:tcW w:type="dxa" w:w="2400"/>
+            <w:tcBorders>
+              <w:top w:val="single" w:color="CCCCCC" w:sz="1"/>
+              <w:left w:val="single" w:color="CCCCCC" w:sz="1"/>
+              <w:bottom w:val="single" w:color="CCCCCC" w:sz="1"/>
+              <w:right w:val="single" w:color="CCCCCC" w:sz="1"/>
+            </w:tcBorders>
+            <w:vAlign w:val="center"/>
+          </w:tcPr>
+          <w:p>
+            <w:pPr>
+              <w:spacing w:after="40" w:before="40"/>
+            </w:pPr>
+            <w:r>
+              <w:rPr>
+                <w:rFonts w:ascii="Arial" w:cs="Arial" w:eastAsia="Arial" w:hAnsi="Arial"/>
+                <w:sz w:val="20"/>
+                <w:szCs w:val="20"/>
+              </w:rPr>
+              <w:t xml:space="preserve">例外号码管理</w:t>
+            </w:r>
+          </w:p>
+        </w:tc>
+        <w:tc>
+          <w:tcPr>
+            <w:tcW w:type="dxa" w:w="5080"/>
+            <w:tcBorders>
+              <w:top w:val="single" w:color="CCCCCC" w:sz="1"/>
+              <w:left w:val="single" w:color="CCCCCC" w:sz="1"/>
+              <w:bottom w:val="single" w:color="CCCCCC" w:sz="1"/>
+              <w:right w:val="single" w:color="CCCCCC" w:sz="1"/>
+            </w:tcBorders>
+            <w:vAlign w:val="center"/>
+          </w:tcPr>
+          <w:p>
+            <w:pPr>
+              <w:spacing w:after="40" w:before="40"/>
+            </w:pPr>
+            <w:r>
+              <w:rPr>
+                <w:rFonts w:ascii="Arial" w:cs="Arial" w:eastAsia="Arial" w:hAnsi="Arial"/>
+                <w:sz w:val="20"/>
+                <w:szCs w:val="20"/>
+              </w:rPr>
+              <w:t xml:space="preserve">P0例外号码独立页面管理，月份筛选+批次管理+例外详情（差异对比/编辑原因/同步/解除/批量解除）</w:t>
+            </w:r>
+          </w:p>
+        </w:tc>
+        <w:tc>
+          <w:tcPr>
+            <w:tcW w:type="dxa" w:w="1880"/>
+            <w:tcBorders>
+              <w:top w:val="single" w:color="CCCCCC" w:sz="1"/>
+              <w:left w:val="single" w:color="CCCCCC" w:sz="1"/>
+              <w:bottom w:val="single" w:color="CCCCCC" w:sz="1"/>
+              <w:right w:val="single" w:color="CCCCCC" w:sz="1"/>
+            </w:tcBorders>
+            <w:vAlign w:val="center"/>
+          </w:tcPr>
+          <w:p>
+            <w:pPr>
+              <w:spacing w:after="40" w:before="40"/>
+              <w:jc w:val="center"/>
+            </w:pPr>
+            <w:r>
+              <w:rPr>
+                <w:rFonts w:ascii="Arial" w:cs="Arial" w:eastAsia="Arial" w:hAnsi="Arial"/>
+                <w:sz w:val="20"/>
+                <w:szCs w:val="20"/>
+              </w:rPr>
+              <w:t xml:space="preserve">高</w:t>
             </w:r>
           </w:p>
         </w:tc>
@@ -7381,7 +7459,7 @@
           <w:sz w:val="22"/>
           <w:szCs w:val="22"/>
         </w:rPr>
-        <w:t xml:space="preserve">PhoneOwnership（号码归属）：phone_number, org_id, effective_date</w:t>
+        <w:t xml:space="preserve">PhoneOwnership（号码归属）：批次结构（phone_ownership_batch + phone_ownership_entry），支持按 billing_month 筛选批次和明细服务端分页查询</w:t>
       </w:r>
     </w:p>
     <w:p>
@@ -8243,6 +8321,14 @@
     </w:lvlOverride>
   </w:num>
 </w:numbering>
+</file>
+
+<file path=word/people.xml><?xml version="1.0" encoding="utf-8"?>
+<w15:people xmlns:w15="http://schemas.microsoft.com/office/word/2012/wordml">
+  <w15:person w15:author="TeleAgent">
+    <w15:presenceInfo w15:providerId="None" w15:userId="TeleAgent"/>
+  </w15:person>
+</w15:people>
 </file>
 
 <file path=word/styles.xml><?xml version="1.0" encoding="utf-8"?>
